--- a/por/docx/18.content.docx
+++ b/por/docx/18.content.docx
@@ -19,7 +19,7 @@
         <w:rPr>
           <w:lang w:val="pt_PT" w:bidi="pt_PT"/>
         </w:rPr>
-        <w:t>Resource: Notas de Estudo - Introduções aos Livros (Tyndale)</w:t>
+        <w:t>Resource: Tyndale Open Study Notes</w:t>
       </w:r>
       <w:r>
         <w:rPr>
@@ -112,7 +112,7 @@
         <w:rPr>
           <w:lang w:val="pt_PT" w:bidi="pt_PT"/>
         </w:rPr>
-        <w:t>Notas de Estudo - Introduções aos Livros (Tyndale)</w:t>
+        <w:t>Tyndale Open Study Notes</w:t>
       </w:r>
     </w:p>
     <w:p>

--- a/por/docx/18.content.docx
+++ b/por/docx/18.content.docx
@@ -19,7 +19,7 @@
         <w:rPr>
           <w:lang w:val="pt_PT" w:bidi="pt_PT"/>
         </w:rPr>
-        <w:t>Resource: Tyndale Open Study Notes</w:t>
+        <w:t>Resource: Aquifer Open Study Notes (Book Intros)</w:t>
       </w:r>
       <w:r>
         <w:rPr>
@@ -112,7 +112,7 @@
         <w:rPr>
           <w:lang w:val="pt_PT" w:bidi="pt_PT"/>
         </w:rPr>
-        <w:t>Tyndale Open Study Notes</w:t>
+        <w:t>Aquifer Open Study Notes (Book Intros)</w:t>
       </w:r>
     </w:p>
     <w:p>

--- a/por/docx/18.content.docx
+++ b/por/docx/18.content.docx
@@ -271,342 +271,228 @@
         </w:rPr>
         <w:t>O livro de Jó se desenrola no início da era patriarcal, antes de Israel se tornar uma nação. A riqueza de Jó, como a de Abraão, estava em rebanhos e nos escravos (</w:t>
       </w:r>
-      <w:hyperlink r:id="rId13">
-        <w:r>
-          <w:rPr>
-            <w:lang w:val="pt_PT" w:bidi="pt_PT"/>
-          </w:rPr>
-          <w:rPr>
-            <w:color w:val="0000EE"/>
-            <w:u w:val="single"/>
-          </w:rPr>
-          <w:t>1.3</w:t>
-        </w:r>
-      </w:hyperlink>
+      <w:r>
+        <w:rPr>
+          <w:lang w:val="pt_PT" w:bidi="pt_PT"/>
+        </w:rPr>
+        <w:t>1.3</w:t>
+      </w:r>
       <w:r>
         <w:rPr>
           <w:lang w:val="pt_PT" w:bidi="pt_PT"/>
         </w:rPr>
         <w:t xml:space="preserve">; </w:t>
       </w:r>
-      <w:hyperlink r:id="rId14">
-        <w:r>
-          <w:rPr>
-            <w:lang w:val="pt_PT" w:bidi="pt_PT"/>
-          </w:rPr>
-          <w:rPr>
-            <w:color w:val="0000EE"/>
-            <w:u w:val="single"/>
-          </w:rPr>
-          <w:t>42.12</w:t>
-        </w:r>
-      </w:hyperlink>
+      <w:r>
+        <w:rPr>
+          <w:lang w:val="pt_PT" w:bidi="pt_PT"/>
+        </w:rPr>
+        <w:t>42.12</w:t>
+      </w:r>
       <w:r>
         <w:rPr>
           <w:lang w:val="pt_PT" w:bidi="pt_PT"/>
         </w:rPr>
         <w:t xml:space="preserve">; veja </w:t>
       </w:r>
-      <w:hyperlink r:id="rId15">
-        <w:r>
-          <w:rPr>
-            <w:lang w:val="pt_PT" w:bidi="pt_PT"/>
-          </w:rPr>
-          <w:rPr>
-            <w:color w:val="0000EE"/>
-            <w:u w:val="single"/>
-          </w:rPr>
-          <w:t>Gn 12.16</w:t>
-        </w:r>
-      </w:hyperlink>
+      <w:r>
+        <w:rPr>
+          <w:lang w:val="pt_PT" w:bidi="pt_PT"/>
+        </w:rPr>
+        <w:t>Gn 12.16</w:t>
+      </w:r>
       <w:r>
         <w:rPr>
           <w:lang w:val="pt_PT" w:bidi="pt_PT"/>
         </w:rPr>
         <w:t xml:space="preserve">; </w:t>
       </w:r>
-      <w:hyperlink r:id="rId16">
-        <w:r>
-          <w:rPr>
-            <w:lang w:val="pt_PT" w:bidi="pt_PT"/>
-          </w:rPr>
-          <w:rPr>
-            <w:color w:val="0000EE"/>
-            <w:u w:val="single"/>
-          </w:rPr>
-          <w:t>32.5</w:t>
-        </w:r>
-      </w:hyperlink>
+      <w:r>
+        <w:rPr>
+          <w:lang w:val="pt_PT" w:bidi="pt_PT"/>
+        </w:rPr>
+        <w:t>32.5</w:t>
+      </w:r>
       <w:r>
         <w:rPr>
           <w:lang w:val="pt_PT" w:bidi="pt_PT"/>
         </w:rPr>
         <w:t>). Ele era o sacerdote de sua família, como era uma prática comum diante da lei de Moisés (</w:t>
       </w:r>
-      <w:hyperlink r:id="rId17">
-        <w:r>
-          <w:rPr>
-            <w:lang w:val="pt_PT" w:bidi="pt_PT"/>
-          </w:rPr>
-          <w:rPr>
-            <w:color w:val="0000EE"/>
-            <w:u w:val="single"/>
-          </w:rPr>
-          <w:t>1.5</w:t>
-        </w:r>
-      </w:hyperlink>
+      <w:r>
+        <w:rPr>
+          <w:lang w:val="pt_PT" w:bidi="pt_PT"/>
+        </w:rPr>
+        <w:t>1.5</w:t>
+      </w:r>
       <w:r>
         <w:rPr>
           <w:lang w:val="pt_PT" w:bidi="pt_PT"/>
         </w:rPr>
         <w:t xml:space="preserve">; </w:t>
       </w:r>
-      <w:hyperlink r:id="rId18">
-        <w:r>
-          <w:rPr>
-            <w:lang w:val="pt_PT" w:bidi="pt_PT"/>
-          </w:rPr>
-          <w:rPr>
-            <w:color w:val="0000EE"/>
-            <w:u w:val="single"/>
-          </w:rPr>
-          <w:t>42.8</w:t>
-        </w:r>
-      </w:hyperlink>
+      <w:r>
+        <w:rPr>
+          <w:lang w:val="pt_PT" w:bidi="pt_PT"/>
+        </w:rPr>
+        <w:t>42.8</w:t>
+      </w:r>
       <w:r>
         <w:rPr>
           <w:lang w:val="pt_PT" w:bidi="pt_PT"/>
         </w:rPr>
         <w:t xml:space="preserve">; veja </w:t>
       </w:r>
-      <w:hyperlink r:id="rId19">
-        <w:r>
-          <w:rPr>
-            <w:lang w:val="pt_PT" w:bidi="pt_PT"/>
-          </w:rPr>
-          <w:rPr>
-            <w:color w:val="0000EE"/>
-            <w:u w:val="single"/>
-          </w:rPr>
-          <w:t>Gn 4.4</w:t>
-        </w:r>
-      </w:hyperlink>
+      <w:r>
+        <w:rPr>
+          <w:lang w:val="pt_PT" w:bidi="pt_PT"/>
+        </w:rPr>
+        <w:t>Gn 4.4</w:t>
+      </w:r>
       <w:r>
         <w:rPr>
           <w:lang w:val="pt_PT" w:bidi="pt_PT"/>
         </w:rPr>
         <w:t xml:space="preserve">; </w:t>
       </w:r>
-      <w:hyperlink r:id="rId20">
-        <w:r>
-          <w:rPr>
-            <w:lang w:val="pt_PT" w:bidi="pt_PT"/>
-          </w:rPr>
-          <w:rPr>
-            <w:color w:val="0000EE"/>
-            <w:u w:val="single"/>
-          </w:rPr>
-          <w:t>8.20</w:t>
-        </w:r>
-      </w:hyperlink>
+      <w:r>
+        <w:rPr>
+          <w:lang w:val="pt_PT" w:bidi="pt_PT"/>
+        </w:rPr>
+        <w:t>8.20</w:t>
+      </w:r>
       <w:r>
         <w:rPr>
           <w:lang w:val="pt_PT" w:bidi="pt_PT"/>
         </w:rPr>
         <w:t xml:space="preserve">; </w:t>
       </w:r>
-      <w:hyperlink r:id="rId21">
-        <w:r>
-          <w:rPr>
-            <w:lang w:val="pt_PT" w:bidi="pt_PT"/>
-          </w:rPr>
-          <w:rPr>
-            <w:color w:val="0000EE"/>
-            <w:u w:val="single"/>
-          </w:rPr>
-          <w:t>12.7–8</w:t>
-        </w:r>
-      </w:hyperlink>
+      <w:r>
+        <w:rPr>
+          <w:lang w:val="pt_PT" w:bidi="pt_PT"/>
+        </w:rPr>
+        <w:t>12.7–8</w:t>
+      </w:r>
       <w:r>
         <w:rPr>
           <w:lang w:val="pt_PT" w:bidi="pt_PT"/>
         </w:rPr>
         <w:t xml:space="preserve">; </w:t>
       </w:r>
-      <w:hyperlink r:id="rId22">
-        <w:r>
-          <w:rPr>
-            <w:lang w:val="pt_PT" w:bidi="pt_PT"/>
-          </w:rPr>
-          <w:rPr>
-            <w:color w:val="0000EE"/>
-            <w:u w:val="single"/>
-          </w:rPr>
-          <w:t>13.18</w:t>
-        </w:r>
-      </w:hyperlink>
+      <w:r>
+        <w:rPr>
+          <w:lang w:val="pt_PT" w:bidi="pt_PT"/>
+        </w:rPr>
+        <w:t>13.18</w:t>
+      </w:r>
       <w:r>
         <w:rPr>
           <w:lang w:val="pt_PT" w:bidi="pt_PT"/>
         </w:rPr>
         <w:t xml:space="preserve">; </w:t>
       </w:r>
-      <w:hyperlink r:id="rId23">
-        <w:r>
-          <w:rPr>
-            <w:lang w:val="pt_PT" w:bidi="pt_PT"/>
-          </w:rPr>
-          <w:rPr>
-            <w:color w:val="0000EE"/>
-            <w:u w:val="single"/>
-          </w:rPr>
-          <w:t>15.9–10</w:t>
-        </w:r>
-      </w:hyperlink>
+      <w:r>
+        <w:rPr>
+          <w:lang w:val="pt_PT" w:bidi="pt_PT"/>
+        </w:rPr>
+        <w:t>15.9–10</w:t>
+      </w:r>
       <w:r>
         <w:rPr>
           <w:lang w:val="pt_PT" w:bidi="pt_PT"/>
         </w:rPr>
         <w:t xml:space="preserve">; </w:t>
       </w:r>
-      <w:hyperlink r:id="rId24">
-        <w:r>
-          <w:rPr>
-            <w:lang w:val="pt_PT" w:bidi="pt_PT"/>
-          </w:rPr>
-          <w:rPr>
-            <w:color w:val="0000EE"/>
-            <w:u w:val="single"/>
-          </w:rPr>
-          <w:t>26.25</w:t>
-        </w:r>
-      </w:hyperlink>
+      <w:r>
+        <w:rPr>
+          <w:lang w:val="pt_PT" w:bidi="pt_PT"/>
+        </w:rPr>
+        <w:t>26.25</w:t>
+      </w:r>
       <w:r>
         <w:rPr>
           <w:lang w:val="pt_PT" w:bidi="pt_PT"/>
         </w:rPr>
         <w:t xml:space="preserve">; </w:t>
       </w:r>
-      <w:hyperlink r:id="rId25">
-        <w:r>
-          <w:rPr>
-            <w:lang w:val="pt_PT" w:bidi="pt_PT"/>
-          </w:rPr>
-          <w:rPr>
-            <w:color w:val="0000EE"/>
-            <w:u w:val="single"/>
-          </w:rPr>
-          <w:t>33.20</w:t>
-        </w:r>
-      </w:hyperlink>
+      <w:r>
+        <w:rPr>
+          <w:lang w:val="pt_PT" w:bidi="pt_PT"/>
+        </w:rPr>
+        <w:t>33.20</w:t>
+      </w:r>
       <w:r>
         <w:rPr>
           <w:lang w:val="pt_PT" w:bidi="pt_PT"/>
         </w:rPr>
         <w:t xml:space="preserve">; </w:t>
       </w:r>
-      <w:hyperlink r:id="rId26">
-        <w:r>
-          <w:rPr>
-            <w:lang w:val="pt_PT" w:bidi="pt_PT"/>
-          </w:rPr>
-          <w:rPr>
-            <w:color w:val="0000EE"/>
-            <w:u w:val="single"/>
-          </w:rPr>
-          <w:t>35.1–6</w:t>
-        </w:r>
-      </w:hyperlink>
+      <w:r>
+        <w:rPr>
+          <w:lang w:val="pt_PT" w:bidi="pt_PT"/>
+        </w:rPr>
+        <w:t>35.1–6</w:t>
+      </w:r>
       <w:r>
         <w:rPr>
           <w:lang w:val="pt_PT" w:bidi="pt_PT"/>
         </w:rPr>
         <w:t xml:space="preserve">; </w:t>
       </w:r>
-      <w:hyperlink r:id="rId27">
-        <w:r>
-          <w:rPr>
-            <w:lang w:val="pt_PT" w:bidi="pt_PT"/>
-          </w:rPr>
-          <w:rPr>
-            <w:color w:val="0000EE"/>
-            <w:u w:val="single"/>
-          </w:rPr>
-          <w:t>46.1</w:t>
-        </w:r>
-      </w:hyperlink>
+      <w:r>
+        <w:rPr>
+          <w:lang w:val="pt_PT" w:bidi="pt_PT"/>
+        </w:rPr>
+        <w:t>46.1</w:t>
+      </w:r>
       <w:r>
         <w:rPr>
           <w:lang w:val="pt_PT" w:bidi="pt_PT"/>
         </w:rPr>
         <w:t>). Durante o tempo de Jó, os sabeus e os caldeus eram invasores nômades (</w:t>
       </w:r>
-      <w:hyperlink r:id="rId28">
-        <w:r>
-          <w:rPr>
-            <w:lang w:val="pt_PT" w:bidi="pt_PT"/>
-          </w:rPr>
-          <w:rPr>
-            <w:color w:val="0000EE"/>
-            <w:u w:val="single"/>
-          </w:rPr>
-          <w:t>1.15</w:t>
-        </w:r>
-      </w:hyperlink>
+      <w:r>
+        <w:rPr>
+          <w:lang w:val="pt_PT" w:bidi="pt_PT"/>
+        </w:rPr>
+        <w:t>1.15</w:t>
+      </w:r>
       <w:r>
         <w:rPr>
           <w:lang w:val="pt_PT" w:bidi="pt_PT"/>
         </w:rPr>
         <w:t>,</w:t>
       </w:r>
-      <w:hyperlink r:id="rId29">
-        <w:r>
-          <w:rPr>
-            <w:lang w:val="pt_PT" w:bidi="pt_PT"/>
-          </w:rPr>
-          <w:rPr>
-            <w:color w:val="0000EE"/>
-            <w:u w:val="single"/>
-          </w:rPr>
-          <w:t>17</w:t>
-        </w:r>
-      </w:hyperlink>
+      <w:r>
+        <w:rPr>
+          <w:lang w:val="pt_PT" w:bidi="pt_PT"/>
+        </w:rPr>
+        <w:t>17</w:t>
+      </w:r>
       <w:r>
         <w:rPr>
           <w:lang w:val="pt_PT" w:bidi="pt_PT"/>
         </w:rPr>
         <w:t xml:space="preserve">), sem importantes poderes políticos e econômicos como no final do período monárquico (cp. </w:t>
       </w:r>
-      <w:hyperlink r:id="rId30">
-        <w:r>
-          <w:rPr>
-            <w:lang w:val="pt_PT" w:bidi="pt_PT"/>
-          </w:rPr>
-          <w:rPr>
-            <w:color w:val="0000EE"/>
-            <w:u w:val="single"/>
-          </w:rPr>
-          <w:t>Is 45.14</w:t>
-        </w:r>
-      </w:hyperlink>
+      <w:r>
+        <w:rPr>
+          <w:lang w:val="pt_PT" w:bidi="pt_PT"/>
+        </w:rPr>
+        <w:t>Is 45.14</w:t>
+      </w:r>
       <w:r>
         <w:rPr>
           <w:lang w:val="pt_PT" w:bidi="pt_PT"/>
         </w:rPr>
         <w:t xml:space="preserve">; </w:t>
       </w:r>
-      <w:hyperlink r:id="rId31">
-        <w:r>
-          <w:rPr>
-            <w:lang w:val="pt_PT" w:bidi="pt_PT"/>
-          </w:rPr>
-          <w:rPr>
-            <w:color w:val="0000EE"/>
-            <w:u w:val="single"/>
-          </w:rPr>
-          <w:t>Joel 3.8</w:t>
-        </w:r>
-      </w:hyperlink>
+      <w:r>
+        <w:rPr>
+          <w:lang w:val="pt_PT" w:bidi="pt_PT"/>
+        </w:rPr>
+        <w:t>Joel 3.8</w:t>
+      </w:r>
       <w:r>
         <w:rPr>
           <w:lang w:val="pt_PT" w:bidi="pt_PT"/>
@@ -626,180 +512,120 @@
         </w:rPr>
         <w:t>, que foi usado durante a era patriarcal (</w:t>
       </w:r>
-      <w:hyperlink r:id="rId32">
-        <w:r>
-          <w:rPr>
-            <w:lang w:val="pt_PT" w:bidi="pt_PT"/>
-          </w:rPr>
-          <w:rPr>
-            <w:color w:val="0000EE"/>
-            <w:u w:val="single"/>
-          </w:rPr>
-          <w:t>42.11</w:t>
-        </w:r>
-      </w:hyperlink>
+      <w:r>
+        <w:rPr>
+          <w:lang w:val="pt_PT" w:bidi="pt_PT"/>
+        </w:rPr>
+        <w:t>42.11</w:t>
+      </w:r>
       <w:r>
         <w:rPr>
           <w:lang w:val="pt_PT" w:bidi="pt_PT"/>
         </w:rPr>
         <w:t xml:space="preserve">; veja </w:t>
       </w:r>
-      <w:hyperlink r:id="rId33">
-        <w:r>
-          <w:rPr>
-            <w:lang w:val="pt_PT" w:bidi="pt_PT"/>
-          </w:rPr>
-          <w:rPr>
-            <w:color w:val="0000EE"/>
-            <w:u w:val="single"/>
-          </w:rPr>
-          <w:t>Gn 33.19</w:t>
-        </w:r>
-      </w:hyperlink>
+      <w:r>
+        <w:rPr>
+          <w:lang w:val="pt_PT" w:bidi="pt_PT"/>
+        </w:rPr>
+        <w:t>Gn 33.19</w:t>
+      </w:r>
       <w:r>
         <w:rPr>
           <w:lang w:val="pt_PT" w:bidi="pt_PT"/>
         </w:rPr>
         <w:t xml:space="preserve">; </w:t>
       </w:r>
-      <w:hyperlink r:id="rId34">
-        <w:r>
-          <w:rPr>
-            <w:lang w:val="pt_PT" w:bidi="pt_PT"/>
-          </w:rPr>
-          <w:rPr>
-            <w:color w:val="0000EE"/>
-            <w:u w:val="single"/>
-          </w:rPr>
-          <w:t>Js 24.32</w:t>
-        </w:r>
-      </w:hyperlink>
+      <w:r>
+        <w:rPr>
+          <w:lang w:val="pt_PT" w:bidi="pt_PT"/>
+        </w:rPr>
+        <w:t>Js 24.32</w:t>
+      </w:r>
       <w:r>
         <w:rPr>
           <w:lang w:val="pt_PT" w:bidi="pt_PT"/>
         </w:rPr>
         <w:t>). Apenas aqueles que viveram antes do dilúvio (</w:t>
       </w:r>
-      <w:hyperlink r:id="rId35">
-        <w:r>
-          <w:rPr>
-            <w:lang w:val="pt_PT" w:bidi="pt_PT"/>
-          </w:rPr>
-          <w:rPr>
-            <w:color w:val="0000EE"/>
-            <w:u w:val="single"/>
-          </w:rPr>
-          <w:t>Gn 1–6</w:t>
-        </w:r>
-      </w:hyperlink>
+      <w:r>
+        <w:rPr>
+          <w:lang w:val="pt_PT" w:bidi="pt_PT"/>
+        </w:rPr>
+        <w:t>Gn 1–6</w:t>
+      </w:r>
       <w:r>
         <w:rPr>
           <w:lang w:val="pt_PT" w:bidi="pt_PT"/>
         </w:rPr>
         <w:t>) e os patriarcas (Abraão, Isaque e Jacó) igualaram ou excederam a longevidade de Jó (</w:t>
       </w:r>
-      <w:hyperlink r:id="rId36">
-        <w:r>
-          <w:rPr>
-            <w:lang w:val="pt_PT" w:bidi="pt_PT"/>
-          </w:rPr>
-          <w:rPr>
-            <w:color w:val="0000EE"/>
-            <w:u w:val="single"/>
-          </w:rPr>
-          <w:t>42.16</w:t>
-        </w:r>
-      </w:hyperlink>
+      <w:r>
+        <w:rPr>
+          <w:lang w:val="pt_PT" w:bidi="pt_PT"/>
+        </w:rPr>
+        <w:t>42.16</w:t>
+      </w:r>
       <w:r>
         <w:rPr>
           <w:lang w:val="pt_PT" w:bidi="pt_PT"/>
         </w:rPr>
         <w:t xml:space="preserve">; veja </w:t>
       </w:r>
-      <w:hyperlink r:id="rId37">
-        <w:r>
-          <w:rPr>
-            <w:lang w:val="pt_PT" w:bidi="pt_PT"/>
-          </w:rPr>
-          <w:rPr>
-            <w:color w:val="0000EE"/>
-            <w:u w:val="single"/>
-          </w:rPr>
-          <w:t>Gn 5.3–32</w:t>
-        </w:r>
-      </w:hyperlink>
+      <w:r>
+        <w:rPr>
+          <w:lang w:val="pt_PT" w:bidi="pt_PT"/>
+        </w:rPr>
+        <w:t>Gn 5.3–32</w:t>
+      </w:r>
       <w:r>
         <w:rPr>
           <w:lang w:val="pt_PT" w:bidi="pt_PT"/>
         </w:rPr>
         <w:t xml:space="preserve">; </w:t>
       </w:r>
-      <w:hyperlink r:id="rId38">
-        <w:r>
-          <w:rPr>
-            <w:lang w:val="pt_PT" w:bidi="pt_PT"/>
-          </w:rPr>
-          <w:rPr>
-            <w:color w:val="0000EE"/>
-            <w:u w:val="single"/>
-          </w:rPr>
-          <w:t>25.7</w:t>
-        </w:r>
-      </w:hyperlink>
+      <w:r>
+        <w:rPr>
+          <w:lang w:val="pt_PT" w:bidi="pt_PT"/>
+        </w:rPr>
+        <w:t>25.7</w:t>
+      </w:r>
       <w:r>
         <w:rPr>
           <w:lang w:val="pt_PT" w:bidi="pt_PT"/>
         </w:rPr>
         <w:t xml:space="preserve">; </w:t>
       </w:r>
-      <w:hyperlink r:id="rId39">
-        <w:r>
-          <w:rPr>
-            <w:lang w:val="pt_PT" w:bidi="pt_PT"/>
-          </w:rPr>
-          <w:rPr>
-            <w:color w:val="0000EE"/>
-            <w:u w:val="single"/>
-          </w:rPr>
-          <w:t>35.28</w:t>
-        </w:r>
-      </w:hyperlink>
+      <w:r>
+        <w:rPr>
+          <w:lang w:val="pt_PT" w:bidi="pt_PT"/>
+        </w:rPr>
+        <w:t>35.28</w:t>
+      </w:r>
       <w:r>
         <w:rPr>
           <w:lang w:val="pt_PT" w:bidi="pt_PT"/>
         </w:rPr>
         <w:t xml:space="preserve">; </w:t>
       </w:r>
-      <w:hyperlink r:id="rId40">
-        <w:r>
-          <w:rPr>
-            <w:lang w:val="pt_PT" w:bidi="pt_PT"/>
-          </w:rPr>
-          <w:rPr>
-            <w:color w:val="0000EE"/>
-            <w:u w:val="single"/>
-          </w:rPr>
-          <w:t>47.28</w:t>
-        </w:r>
-      </w:hyperlink>
+      <w:r>
+        <w:rPr>
+          <w:lang w:val="pt_PT" w:bidi="pt_PT"/>
+        </w:rPr>
+        <w:t>47.28</w:t>
+      </w:r>
       <w:r>
         <w:rPr>
           <w:lang w:val="pt_PT" w:bidi="pt_PT"/>
         </w:rPr>
         <w:t xml:space="preserve">; </w:t>
       </w:r>
-      <w:hyperlink r:id="rId41">
-        <w:r>
-          <w:rPr>
-            <w:lang w:val="pt_PT" w:bidi="pt_PT"/>
-          </w:rPr>
-          <w:rPr>
-            <w:color w:val="0000EE"/>
-            <w:u w:val="single"/>
-          </w:rPr>
-          <w:t>50.26</w:t>
-        </w:r>
-      </w:hyperlink>
+      <w:r>
+        <w:rPr>
+          <w:lang w:val="pt_PT" w:bidi="pt_PT"/>
+        </w:rPr>
+        <w:t>50.26</w:t>
+      </w:r>
       <w:r>
         <w:rPr>
           <w:lang w:val="pt_PT" w:bidi="pt_PT"/>
@@ -831,72 +657,48 @@
         </w:rPr>
         <w:t>A introdução em prosa ao livro de Jó (</w:t>
       </w:r>
-      <w:hyperlink r:id="rId42">
-        <w:r>
-          <w:rPr>
-            <w:lang w:val="pt_PT" w:bidi="pt_PT"/>
-          </w:rPr>
-          <w:rPr>
-            <w:color w:val="0000EE"/>
-            <w:u w:val="single"/>
-          </w:rPr>
-          <w:t>caps. 1–2</w:t>
-        </w:r>
-      </w:hyperlink>
+      <w:r>
+        <w:rPr>
+          <w:lang w:val="pt_PT" w:bidi="pt_PT"/>
+        </w:rPr>
+        <w:t>caps. 1–2</w:t>
+      </w:r>
       <w:r>
         <w:rPr>
           <w:lang w:val="pt_PT" w:bidi="pt_PT"/>
         </w:rPr>
         <w:t>) fornece a perspectiva celestial sobre o sofrimento de Jó e define o contexto para o diálogo humano que forma a maior parte da obra. Jó era um homem justo a quem Deus permitiu a Satanás o testar. Na sala do tribunal celestial, Satanás argumentou que se Deus removesse suas bênçãos de Jó, ele “certamente o amaldiçoaria na sua face” (</w:t>
       </w:r>
-      <w:hyperlink r:id="rId43">
-        <w:r>
-          <w:rPr>
-            <w:lang w:val="pt_PT" w:bidi="pt_PT"/>
-          </w:rPr>
-          <w:rPr>
-            <w:color w:val="0000EE"/>
-            <w:u w:val="single"/>
-          </w:rPr>
-          <w:t>1.11</w:t>
-        </w:r>
-      </w:hyperlink>
+      <w:r>
+        <w:rPr>
+          <w:lang w:val="pt_PT" w:bidi="pt_PT"/>
+        </w:rPr>
+        <w:t>1.11</w:t>
+      </w:r>
       <w:r>
         <w:rPr>
           <w:lang w:val="pt_PT" w:bidi="pt_PT"/>
         </w:rPr>
         <w:t>). Em vez disso, Jó respondeu: “Louvado seja o nome do Senhor!” (</w:t>
       </w:r>
-      <w:hyperlink r:id="rId44">
-        <w:r>
-          <w:rPr>
-            <w:lang w:val="pt_PT" w:bidi="pt_PT"/>
-          </w:rPr>
-          <w:rPr>
-            <w:color w:val="0000EE"/>
-            <w:u w:val="single"/>
-          </w:rPr>
-          <w:t>1.21</w:t>
-        </w:r>
-      </w:hyperlink>
+      <w:r>
+        <w:rPr>
+          <w:lang w:val="pt_PT" w:bidi="pt_PT"/>
+        </w:rPr>
+        <w:t>1.21</w:t>
+      </w:r>
       <w:r>
         <w:rPr>
           <w:lang w:val="pt_PT" w:bidi="pt_PT"/>
         </w:rPr>
         <w:t>), e: “Devemos aceitar apenas coisas boas da mão de Deus e nunca nada de ruim?” (</w:t>
       </w:r>
-      <w:hyperlink r:id="rId45">
-        <w:r>
-          <w:rPr>
-            <w:lang w:val="pt_PT" w:bidi="pt_PT"/>
-          </w:rPr>
-          <w:rPr>
-            <w:color w:val="0000EE"/>
-            <w:u w:val="single"/>
-          </w:rPr>
-          <w:t>2.10</w:t>
-        </w:r>
-      </w:hyperlink>
+      <w:r>
+        <w:rPr>
+          <w:lang w:val="pt_PT" w:bidi="pt_PT"/>
+        </w:rPr>
+        <w:t>2.10</w:t>
+      </w:r>
       <w:r>
         <w:rPr>
           <w:lang w:val="pt_PT" w:bidi="pt_PT"/>
@@ -917,54 +719,36 @@
         </w:rPr>
         <w:t>O leitor, então, deixa a corte do céu e entra no conselho dos seres humanos quando três dos amigos de Jó vêm para compadecer-se dele. A vigília silenciosa deles por sete dias é aparentemente uma tentativa genuína de consolar Jó (</w:t>
       </w:r>
-      <w:hyperlink r:id="rId46">
-        <w:r>
-          <w:rPr>
-            <w:lang w:val="pt_PT" w:bidi="pt_PT"/>
-          </w:rPr>
-          <w:rPr>
-            <w:color w:val="0000EE"/>
-            <w:u w:val="single"/>
-          </w:rPr>
-          <w:t>2.11–13</w:t>
-        </w:r>
-      </w:hyperlink>
+      <w:r>
+        <w:rPr>
+          <w:lang w:val="pt_PT" w:bidi="pt_PT"/>
+        </w:rPr>
+        <w:t>2.11–13</w:t>
+      </w:r>
       <w:r>
         <w:rPr>
           <w:lang w:val="pt_PT" w:bidi="pt_PT"/>
         </w:rPr>
         <w:t>). No entanto, quando Jó quebra seu silêncio com uma queixa amarga (</w:t>
       </w:r>
-      <w:hyperlink r:id="rId47">
-        <w:r>
-          <w:rPr>
-            <w:lang w:val="pt_PT" w:bidi="pt_PT"/>
-          </w:rPr>
-          <w:rPr>
-            <w:color w:val="0000EE"/>
-            <w:u w:val="single"/>
-          </w:rPr>
-          <w:t>cap. 3</w:t>
-        </w:r>
-      </w:hyperlink>
+      <w:r>
+        <w:rPr>
+          <w:lang w:val="pt_PT" w:bidi="pt_PT"/>
+        </w:rPr>
+        <w:t>cap. 3</w:t>
+      </w:r>
       <w:r>
         <w:rPr>
           <w:lang w:val="pt_PT" w:bidi="pt_PT"/>
         </w:rPr>
         <w:t>), seus conselheiros começam a criticá-lo e condená-lo. Em três ciclos de debate (</w:t>
       </w:r>
-      <w:hyperlink r:id="rId48">
-        <w:r>
-          <w:rPr>
-            <w:lang w:val="pt_PT" w:bidi="pt_PT"/>
-          </w:rPr>
-          <w:rPr>
-            <w:color w:val="0000EE"/>
-            <w:u w:val="single"/>
-          </w:rPr>
-          <w:t>caps. 4–27</w:t>
-        </w:r>
-      </w:hyperlink>
+      <w:r>
+        <w:rPr>
+          <w:lang w:val="pt_PT" w:bidi="pt_PT"/>
+        </w:rPr>
+        <w:t>caps. 4–27</w:t>
+      </w:r>
       <w:r>
         <w:rPr>
           <w:lang w:val="pt_PT" w:bidi="pt_PT"/>
@@ -985,108 +769,72 @@
         </w:rPr>
         <w:t xml:space="preserve">Após os três ciclos de diálogo entre Jó e seus amigos, um interlúdio poético louva a Deus como a única fonte de sabedoria (cap. </w:t>
       </w:r>
-      <w:hyperlink r:id="rId49">
-        <w:r>
-          <w:rPr>
-            <w:lang w:val="pt_PT" w:bidi="pt_PT"/>
-          </w:rPr>
-          <w:rPr>
-            <w:color w:val="0000EE"/>
-            <w:u w:val="single"/>
-          </w:rPr>
-          <w:t>28</w:t>
-        </w:r>
-      </w:hyperlink>
+      <w:r>
+        <w:rPr>
+          <w:lang w:val="pt_PT" w:bidi="pt_PT"/>
+        </w:rPr>
+        <w:t>28</w:t>
+      </w:r>
       <w:r>
         <w:rPr>
           <w:lang w:val="pt_PT" w:bidi="pt_PT"/>
         </w:rPr>
         <w:t xml:space="preserve">). Quando Jó, então, faz sua declaração final sobre sua miséria e sua justiça (caps. </w:t>
       </w:r>
-      <w:hyperlink r:id="rId50">
-        <w:r>
-          <w:rPr>
-            <w:lang w:val="pt_PT" w:bidi="pt_PT"/>
-          </w:rPr>
-          <w:rPr>
-            <w:color w:val="0000EE"/>
-            <w:u w:val="single"/>
-          </w:rPr>
-          <w:t>29–31</w:t>
-        </w:r>
-      </w:hyperlink>
+      <w:r>
+        <w:rPr>
+          <w:lang w:val="pt_PT" w:bidi="pt_PT"/>
+        </w:rPr>
+        <w:t>29–31</w:t>
+      </w:r>
       <w:r>
         <w:rPr>
           <w:lang w:val="pt_PT" w:bidi="pt_PT"/>
         </w:rPr>
         <w:t>), seus três amigos desistem dele (</w:t>
       </w:r>
-      <w:hyperlink r:id="rId51">
-        <w:r>
-          <w:rPr>
-            <w:lang w:val="pt_PT" w:bidi="pt_PT"/>
-          </w:rPr>
-          <w:rPr>
-            <w:color w:val="0000EE"/>
-            <w:u w:val="single"/>
-          </w:rPr>
-          <w:t>32.1</w:t>
-        </w:r>
-      </w:hyperlink>
+      <w:r>
+        <w:rPr>
+          <w:lang w:val="pt_PT" w:bidi="pt_PT"/>
+        </w:rPr>
+        <w:t>32.1</w:t>
+      </w:r>
       <w:r>
         <w:rPr>
           <w:lang w:val="pt_PT" w:bidi="pt_PT"/>
         </w:rPr>
         <w:t xml:space="preserve">). Eliú, uma nova voz, então retoma o conflito humano para explicar o sofrimento de Jó (caps. </w:t>
       </w:r>
-      <w:hyperlink r:id="rId52">
-        <w:r>
-          <w:rPr>
-            <w:lang w:val="pt_PT" w:bidi="pt_PT"/>
-          </w:rPr>
-          <w:rPr>
-            <w:color w:val="0000EE"/>
-            <w:u w:val="single"/>
-          </w:rPr>
-          <w:t>32–37</w:t>
-        </w:r>
-      </w:hyperlink>
+      <w:r>
+        <w:rPr>
+          <w:lang w:val="pt_PT" w:bidi="pt_PT"/>
+        </w:rPr>
+        <w:t>32–37</w:t>
+      </w:r>
       <w:r>
         <w:rPr>
           <w:lang w:val="pt_PT" w:bidi="pt_PT"/>
         </w:rPr>
         <w:t xml:space="preserve">). Finalmente, Deus chega para provar Jó (caps. </w:t>
       </w:r>
-      <w:hyperlink r:id="rId53">
-        <w:r>
-          <w:rPr>
-            <w:lang w:val="pt_PT" w:bidi="pt_PT"/>
-          </w:rPr>
-          <w:rPr>
-            <w:color w:val="0000EE"/>
-            <w:u w:val="single"/>
-          </w:rPr>
-          <w:t>38–41</w:t>
-        </w:r>
-      </w:hyperlink>
+      <w:r>
+        <w:rPr>
+          <w:lang w:val="pt_PT" w:bidi="pt_PT"/>
+        </w:rPr>
+        <w:t>38–41</w:t>
+      </w:r>
       <w:r>
         <w:rPr>
           <w:lang w:val="pt_PT" w:bidi="pt_PT"/>
         </w:rPr>
         <w:t>). Em vez de ouvir o caso de Jó, Deus exige respostas e expõe perguntas que demonstram seu próprio poder e soberania. Jó responde com arrependimento e reconhece que ele não tem o direito de questionar a Deus (</w:t>
       </w:r>
-      <w:hyperlink r:id="rId54">
-        <w:r>
-          <w:rPr>
-            <w:lang w:val="pt_PT" w:bidi="pt_PT"/>
-          </w:rPr>
-          <w:rPr>
-            <w:color w:val="0000EE"/>
-            <w:u w:val="single"/>
-          </w:rPr>
-          <w:t>42.1–6</w:t>
-        </w:r>
-      </w:hyperlink>
+      <w:r>
+        <w:rPr>
+          <w:lang w:val="pt_PT" w:bidi="pt_PT"/>
+        </w:rPr>
+        <w:t>42.1–6</w:t>
+      </w:r>
       <w:r>
         <w:rPr>
           <w:lang w:val="pt_PT" w:bidi="pt_PT"/>
@@ -1107,18 +855,12 @@
         </w:rPr>
         <w:t>Na seção final em prosa (</w:t>
       </w:r>
-      <w:hyperlink r:id="rId55">
-        <w:r>
-          <w:rPr>
-            <w:lang w:val="pt_PT" w:bidi="pt_PT"/>
-          </w:rPr>
-          <w:rPr>
-            <w:color w:val="0000EE"/>
-            <w:u w:val="single"/>
-          </w:rPr>
-          <w:t>42.7–17</w:t>
-        </w:r>
-      </w:hyperlink>
+      <w:r>
+        <w:rPr>
+          <w:lang w:val="pt_PT" w:bidi="pt_PT"/>
+        </w:rPr>
+        <w:t>42.7–17</w:t>
+      </w:r>
       <w:r>
         <w:rPr>
           <w:lang w:val="pt_PT" w:bidi="pt_PT"/>
@@ -1150,126 +892,84 @@
         </w:rPr>
         <w:t xml:space="preserve">O cenário celestial da abertura do livro e a manifestação do sobrenatural em sua tentação final, faz o leitor moderno moldar o livro de Jó como uma parábola fictícia. Os diálogos poéticos também sugerem que é algo mais do que apenas um registro histórico seco. Mas história pode ser descrita em devaneios poéticos, bem como na narrativa detalhada (cp. </w:t>
       </w:r>
-      <w:hyperlink r:id="rId56">
-        <w:r>
-          <w:rPr>
-            <w:lang w:val="pt_PT" w:bidi="pt_PT"/>
-          </w:rPr>
-          <w:rPr>
-            <w:color w:val="0000EE"/>
-            <w:u w:val="single"/>
-          </w:rPr>
-          <w:t>Êx 14.21–31</w:t>
-        </w:r>
-      </w:hyperlink>
+      <w:r>
+        <w:rPr>
+          <w:lang w:val="pt_PT" w:bidi="pt_PT"/>
+        </w:rPr>
+        <w:t>Êx 14.21–31</w:t>
+      </w:r>
       <w:r>
         <w:rPr>
           <w:lang w:val="pt_PT" w:bidi="pt_PT"/>
         </w:rPr>
         <w:t xml:space="preserve">; </w:t>
       </w:r>
-      <w:hyperlink r:id="rId57">
-        <w:r>
-          <w:rPr>
-            <w:lang w:val="pt_PT" w:bidi="pt_PT"/>
-          </w:rPr>
-          <w:rPr>
-            <w:color w:val="0000EE"/>
-            <w:u w:val="single"/>
-          </w:rPr>
-          <w:t>15.1–12</w:t>
-        </w:r>
-      </w:hyperlink>
+      <w:r>
+        <w:rPr>
+          <w:lang w:val="pt_PT" w:bidi="pt_PT"/>
+        </w:rPr>
+        <w:t>15.1–12</w:t>
+      </w:r>
       <w:r>
         <w:rPr>
           <w:lang w:val="pt_PT" w:bidi="pt_PT"/>
         </w:rPr>
         <w:t xml:space="preserve">; </w:t>
       </w:r>
-      <w:hyperlink r:id="rId58">
-        <w:r>
-          <w:rPr>
-            <w:lang w:val="pt_PT" w:bidi="pt_PT"/>
-          </w:rPr>
-          <w:rPr>
-            <w:color w:val="0000EE"/>
-            <w:u w:val="single"/>
-          </w:rPr>
-          <w:t>Sl 78</w:t>
-        </w:r>
-      </w:hyperlink>
+      <w:r>
+        <w:rPr>
+          <w:lang w:val="pt_PT" w:bidi="pt_PT"/>
+        </w:rPr>
+        <w:t>Sl 78</w:t>
+      </w:r>
       <w:r>
         <w:rPr>
           <w:lang w:val="pt_PT" w:bidi="pt_PT"/>
         </w:rPr>
         <w:t xml:space="preserve">; </w:t>
       </w:r>
-      <w:hyperlink r:id="rId59">
-        <w:r>
-          <w:rPr>
-            <w:lang w:val="pt_PT" w:bidi="pt_PT"/>
-          </w:rPr>
-          <w:rPr>
-            <w:color w:val="0000EE"/>
-            <w:u w:val="single"/>
-          </w:rPr>
-          <w:t>105</w:t>
-        </w:r>
-      </w:hyperlink>
+      <w:r>
+        <w:rPr>
+          <w:lang w:val="pt_PT" w:bidi="pt_PT"/>
+        </w:rPr>
+        <w:t>105</w:t>
+      </w:r>
       <w:r>
         <w:rPr>
           <w:lang w:val="pt_PT" w:bidi="pt_PT"/>
         </w:rPr>
         <w:t>). O registro bíblico em outro lugar sugere que o relato de Jó é histórico. Tanto Ezequiel quanto Tiago se referiram a Jó como um exemplo de justiça e perseverança (</w:t>
       </w:r>
-      <w:hyperlink r:id="rId60">
-        <w:r>
-          <w:rPr>
-            <w:lang w:val="pt_PT" w:bidi="pt_PT"/>
-          </w:rPr>
-          <w:rPr>
-            <w:color w:val="0000EE"/>
-            <w:u w:val="single"/>
-          </w:rPr>
-          <w:t>Ez 14.14</w:t>
-        </w:r>
-      </w:hyperlink>
+      <w:r>
+        <w:rPr>
+          <w:lang w:val="pt_PT" w:bidi="pt_PT"/>
+        </w:rPr>
+        <w:t>Ez 14.14</w:t>
+      </w:r>
       <w:r>
         <w:rPr>
           <w:lang w:val="pt_PT" w:bidi="pt_PT"/>
         </w:rPr>
         <w:t>,</w:t>
       </w:r>
-      <w:hyperlink r:id="rId61">
-        <w:r>
-          <w:rPr>
-            <w:lang w:val="pt_PT" w:bidi="pt_PT"/>
-          </w:rPr>
-          <w:rPr>
-            <w:color w:val="0000EE"/>
-            <w:u w:val="single"/>
-          </w:rPr>
-          <w:t>20</w:t>
-        </w:r>
-      </w:hyperlink>
+      <w:r>
+        <w:rPr>
+          <w:lang w:val="pt_PT" w:bidi="pt_PT"/>
+        </w:rPr>
+        <w:t>20</w:t>
+      </w:r>
       <w:r>
         <w:rPr>
           <w:lang w:val="pt_PT" w:bidi="pt_PT"/>
         </w:rPr>
         <w:t xml:space="preserve">; </w:t>
       </w:r>
-      <w:hyperlink r:id="rId62">
-        <w:r>
-          <w:rPr>
-            <w:lang w:val="pt_PT" w:bidi="pt_PT"/>
-          </w:rPr>
-          <w:rPr>
-            <w:color w:val="0000EE"/>
-            <w:u w:val="single"/>
-          </w:rPr>
-          <w:t>Tg 5.11</w:t>
-        </w:r>
-      </w:hyperlink>
+      <w:r>
+        <w:rPr>
+          <w:lang w:val="pt_PT" w:bidi="pt_PT"/>
+        </w:rPr>
+        <w:t>Tg 5.11</w:t>
+      </w:r>
       <w:r>
         <w:rPr>
           <w:lang w:val="pt_PT" w:bidi="pt_PT"/>
@@ -1301,90 +1001,60 @@
         </w:rPr>
         <w:t>A autoria e composição de Jó são um enigma. Embora a história tenha um cenário patriarcal (por volta de 2000 a.C.), a data de sua composição parece ser muito mais tarde. Os comentaristas sugeriram datas que variam desde a era das peregrinações no deserto por Israel (</w:t>
       </w:r>
-      <w:hyperlink r:id="rId63">
-        <w:r>
-          <w:rPr>
-            <w:lang w:val="pt_PT" w:bidi="pt_PT"/>
-          </w:rPr>
-          <w:rPr>
-            <w:color w:val="0000EE"/>
-            <w:u w:val="single"/>
-          </w:rPr>
-          <w:t>Êxodo — Números</w:t>
-        </w:r>
-      </w:hyperlink>
+      <w:r>
+        <w:rPr>
+          <w:lang w:val="pt_PT" w:bidi="pt_PT"/>
+        </w:rPr>
+        <w:t>Êxodo — Números</w:t>
+      </w:r>
       <w:r>
         <w:rPr>
           <w:lang w:val="pt_PT" w:bidi="pt_PT"/>
         </w:rPr>
         <w:t>) até a era após o retorno do exílio (</w:t>
       </w:r>
-      <w:hyperlink r:id="rId64">
-        <w:r>
-          <w:rPr>
-            <w:lang w:val="pt_PT" w:bidi="pt_PT"/>
-          </w:rPr>
-          <w:rPr>
-            <w:color w:val="0000EE"/>
-            <w:u w:val="single"/>
-          </w:rPr>
-          <w:t>Esdras — Neemias</w:t>
-        </w:r>
-      </w:hyperlink>
+      <w:r>
+        <w:rPr>
+          <w:lang w:val="pt_PT" w:bidi="pt_PT"/>
+        </w:rPr>
+        <w:t>Esdras — Neemias</w:t>
+      </w:r>
       <w:r>
         <w:rPr>
           <w:lang w:val="pt_PT" w:bidi="pt_PT"/>
         </w:rPr>
         <w:t>). A composição final de Jó provavelmente ocorreu durante a monarquia (</w:t>
       </w:r>
-      <w:hyperlink r:id="rId65">
-        <w:r>
-          <w:rPr>
-            <w:lang w:val="pt_PT" w:bidi="pt_PT"/>
-          </w:rPr>
-          <w:rPr>
-            <w:color w:val="0000EE"/>
-            <w:u w:val="single"/>
-          </w:rPr>
-          <w:t>1–2 Reis</w:t>
-        </w:r>
-      </w:hyperlink>
+      <w:r>
+        <w:rPr>
+          <w:lang w:val="pt_PT" w:bidi="pt_PT"/>
+        </w:rPr>
+        <w:t>1–2 Reis</w:t>
+      </w:r>
       <w:r>
         <w:rPr>
           <w:lang w:val="pt_PT" w:bidi="pt_PT"/>
         </w:rPr>
         <w:t xml:space="preserve">), quando outros materiais de sabedoria, como </w:t>
       </w:r>
-      <w:hyperlink r:id="rId66">
-        <w:r>
-          <w:rPr>
-            <w:lang w:val="pt_PT" w:bidi="pt_PT"/>
-          </w:rPr>
-          <w:rPr>
-            <w:color w:val="0000EE"/>
-            <w:u w:val="single"/>
-          </w:rPr>
-          <w:t>Provérbios</w:t>
-        </w:r>
-      </w:hyperlink>
+      <w:r>
+        <w:rPr>
+          <w:lang w:val="pt_PT" w:bidi="pt_PT"/>
+        </w:rPr>
+        <w:t>Provérbios</w:t>
+      </w:r>
       <w:r>
         <w:rPr>
           <w:lang w:val="pt_PT" w:bidi="pt_PT"/>
         </w:rPr>
         <w:t xml:space="preserve"> e </w:t>
       </w:r>
-      <w:hyperlink r:id="rId67">
-        <w:r>
-          <w:rPr>
-            <w:lang w:val="pt_PT" w:bidi="pt_PT"/>
-          </w:rPr>
-          <w:rPr>
-            <w:color w:val="0000EE"/>
-            <w:u w:val="single"/>
-          </w:rPr>
-          <w:t>Eclesiastes</w:t>
-        </w:r>
-      </w:hyperlink>
+      <w:r>
+        <w:rPr>
+          <w:lang w:val="pt_PT" w:bidi="pt_PT"/>
+        </w:rPr>
+        <w:t>Eclesiastes</w:t>
+      </w:r>
       <w:r>
         <w:rPr>
           <w:lang w:val="pt_PT" w:bidi="pt_PT"/>
@@ -1405,54 +1075,36 @@
         </w:rPr>
         <w:t xml:space="preserve">Mesmo que aceitemos que Jó era um personagem histórico, ainda não sabemos quem era o autor, onde ele vivia, ou de que nível de sociedade ele veio. O autor parece ter sido um sábio que era hábil no uso de provérbios (por exemplo, </w:t>
       </w:r>
-      <w:hyperlink r:id="rId68">
-        <w:r>
-          <w:rPr>
-            <w:lang w:val="pt_PT" w:bidi="pt_PT"/>
-          </w:rPr>
-          <w:rPr>
-            <w:color w:val="0000EE"/>
-            <w:u w:val="single"/>
-          </w:rPr>
-          <w:t>4.2</w:t>
-        </w:r>
-      </w:hyperlink>
+      <w:r>
+        <w:rPr>
+          <w:lang w:val="pt_PT" w:bidi="pt_PT"/>
+        </w:rPr>
+        <w:t>4.2</w:t>
+      </w:r>
       <w:r>
         <w:rPr>
           <w:lang w:val="pt_PT" w:bidi="pt_PT"/>
         </w:rPr>
         <w:t xml:space="preserve">; </w:t>
       </w:r>
-      <w:hyperlink r:id="rId69">
-        <w:r>
-          <w:rPr>
-            <w:lang w:val="pt_PT" w:bidi="pt_PT"/>
-          </w:rPr>
-          <w:rPr>
-            <w:color w:val="0000EE"/>
-            <w:u w:val="single"/>
-          </w:rPr>
-          <w:t>6.5–6</w:t>
-        </w:r>
-      </w:hyperlink>
+      <w:r>
+        <w:rPr>
+          <w:lang w:val="pt_PT" w:bidi="pt_PT"/>
+        </w:rPr>
+        <w:t>6.5–6</w:t>
+      </w:r>
       <w:r>
         <w:rPr>
           <w:lang w:val="pt_PT" w:bidi="pt_PT"/>
         </w:rPr>
         <w:t xml:space="preserve">), perguntas retóricas (por exemplo, </w:t>
       </w:r>
-      <w:hyperlink r:id="rId70">
-        <w:r>
-          <w:rPr>
-            <w:lang w:val="pt_PT" w:bidi="pt_PT"/>
-          </w:rPr>
-          <w:rPr>
-            <w:color w:val="0000EE"/>
-            <w:u w:val="single"/>
-          </w:rPr>
-          <w:t>21.29</w:t>
-        </w:r>
-      </w:hyperlink>
+      <w:r>
+        <w:rPr>
+          <w:lang w:val="pt_PT" w:bidi="pt_PT"/>
+        </w:rPr>
+        <w:t>21.29</w:t>
+      </w:r>
       <w:r>
         <w:rPr>
           <w:lang w:val="pt_PT" w:bidi="pt_PT"/>
@@ -1473,72 +1125,48 @@
         </w:rPr>
         <w:t xml:space="preserve">O livro não pode ser datado com certeza por referência a (1) eventos ou pessoas mencionadas ou implícitas no livro (a primeira referência a Jó é durante o Exílio, </w:t>
       </w:r>
-      <w:hyperlink r:id="rId60">
-        <w:r>
-          <w:rPr>
-            <w:lang w:val="pt_PT" w:bidi="pt_PT"/>
-          </w:rPr>
-          <w:rPr>
-            <w:color w:val="0000EE"/>
-            <w:u w:val="single"/>
-          </w:rPr>
-          <w:t>Ez 14.14</w:t>
-        </w:r>
-      </w:hyperlink>
+      <w:r>
+        <w:rPr>
+          <w:lang w:val="pt_PT" w:bidi="pt_PT"/>
+        </w:rPr>
+        <w:t>Ez 14.14</w:t>
+      </w:r>
       <w:r>
         <w:rPr>
           <w:lang w:val="pt_PT" w:bidi="pt_PT"/>
         </w:rPr>
         <w:t>,</w:t>
       </w:r>
-      <w:hyperlink r:id="rId61">
-        <w:r>
-          <w:rPr>
-            <w:lang w:val="pt_PT" w:bidi="pt_PT"/>
-          </w:rPr>
-          <w:rPr>
-            <w:color w:val="0000EE"/>
-            <w:u w:val="single"/>
-          </w:rPr>
-          <w:t>20</w:t>
-        </w:r>
-      </w:hyperlink>
+      <w:r>
+        <w:rPr>
+          <w:lang w:val="pt_PT" w:bidi="pt_PT"/>
+        </w:rPr>
+        <w:t>20</w:t>
+      </w:r>
       <w:r>
         <w:rPr>
           <w:lang w:val="pt_PT" w:bidi="pt_PT"/>
         </w:rPr>
         <w:t xml:space="preserve">); (2) ideias teológicas no livro que apontam para datas distintas; ou (3) sua relação textual com outro material no Antigo Testamento (p. ex., cp. </w:t>
       </w:r>
-      <w:hyperlink r:id="rId71">
-        <w:r>
-          <w:rPr>
-            <w:lang w:val="pt_PT" w:bidi="pt_PT"/>
-          </w:rPr>
-          <w:rPr>
-            <w:color w:val="0000EE"/>
-            <w:u w:val="single"/>
-          </w:rPr>
-          <w:t>3.3–10</w:t>
-        </w:r>
-      </w:hyperlink>
+      <w:r>
+        <w:rPr>
+          <w:lang w:val="pt_PT" w:bidi="pt_PT"/>
+        </w:rPr>
+        <w:t>3.3–10</w:t>
+      </w:r>
       <w:r>
         <w:rPr>
           <w:lang w:val="pt_PT" w:bidi="pt_PT"/>
         </w:rPr>
         <w:t xml:space="preserve">; </w:t>
       </w:r>
-      <w:hyperlink r:id="rId72">
-        <w:r>
-          <w:rPr>
-            <w:lang w:val="pt_PT" w:bidi="pt_PT"/>
-          </w:rPr>
-          <w:rPr>
-            <w:color w:val="0000EE"/>
-            <w:u w:val="single"/>
-          </w:rPr>
-          <w:t>Jr 20.14–18</w:t>
-        </w:r>
-      </w:hyperlink>
+      <w:r>
+        <w:rPr>
+          <w:lang w:val="pt_PT" w:bidi="pt_PT"/>
+        </w:rPr>
+        <w:t>Jr 20.14–18</w:t>
+      </w:r>
       <w:r>
         <w:rPr>
           <w:lang w:val="pt_PT" w:bidi="pt_PT"/>
@@ -1673,18 +1301,12 @@
         </w:rPr>
         <w:t xml:space="preserve">Também da Babilônia, a “Teodiceia Babilônica” segue a mesma forma de diálogo que o livro de Jó usa: o sofredor se queixa, e seus amigos respondem com repreensões. Os argumentos de ambos os lados são notavelmente semelhantes aos de Jó. No entanto, também vemos diferenças importantes: (1) A “Teodiceia Babilônica” é politeísta, enquanto Jó é monoteísta; (2) seu sofredor ameaça abandonar sua fé e desistir da obediência, mesmo quando encerra com uma petição a seu deus e deusa. Jó permanece comprometido com o Senhor por todo o tempo (p. ex., </w:t>
       </w:r>
-      <w:hyperlink r:id="rId73">
-        <w:r>
-          <w:rPr>
-            <w:lang w:val="pt_PT" w:bidi="pt_PT"/>
-          </w:rPr>
-          <w:rPr>
-            <w:color w:val="0000EE"/>
-            <w:u w:val="single"/>
-          </w:rPr>
-          <w:t>Jó 13.15–16</w:t>
-        </w:r>
-      </w:hyperlink>
+      <w:r>
+        <w:rPr>
+          <w:lang w:val="pt_PT" w:bidi="pt_PT"/>
+        </w:rPr>
+        <w:t>Jó 13.15–16</w:t>
+      </w:r>
       <w:r>
         <w:rPr>
           <w:lang w:val="pt_PT" w:bidi="pt_PT"/>
@@ -1744,54 +1366,36 @@
         </w:rPr>
         <w:t xml:space="preserve">O conflito central do livro é entre a integridade do Criador e a integridade de um homem. Céu e terra parecem estar em conflito. É muito fácil simplesmente concordar com os três amigos de Jó ao negar sua inocência, pois podemos apelar para várias passagens do Novo Testamento que negam que qualquer humano seja justo (p. ex., </w:t>
       </w:r>
-      <w:hyperlink r:id="rId74">
-        <w:r>
-          <w:rPr>
-            <w:lang w:val="pt_PT" w:bidi="pt_PT"/>
-          </w:rPr>
-          <w:rPr>
-            <w:color w:val="0000EE"/>
-            <w:u w:val="single"/>
-          </w:rPr>
-          <w:t>Rm 3.10</w:t>
-        </w:r>
-      </w:hyperlink>
+      <w:r>
+        <w:rPr>
+          <w:lang w:val="pt_PT" w:bidi="pt_PT"/>
+        </w:rPr>
+        <w:t>Rm 3.10</w:t>
+      </w:r>
       <w:r>
         <w:rPr>
           <w:lang w:val="pt_PT" w:bidi="pt_PT"/>
         </w:rPr>
         <w:t>,</w:t>
       </w:r>
-      <w:hyperlink r:id="rId75">
-        <w:r>
-          <w:rPr>
-            <w:lang w:val="pt_PT" w:bidi="pt_PT"/>
-          </w:rPr>
-          <w:rPr>
-            <w:color w:val="0000EE"/>
-            <w:u w:val="single"/>
-          </w:rPr>
-          <w:t>23</w:t>
-        </w:r>
-      </w:hyperlink>
+      <w:r>
+        <w:rPr>
+          <w:lang w:val="pt_PT" w:bidi="pt_PT"/>
+        </w:rPr>
+        <w:t>23</w:t>
+      </w:r>
       <w:r>
         <w:rPr>
           <w:lang w:val="pt_PT" w:bidi="pt_PT"/>
         </w:rPr>
         <w:t xml:space="preserve">; </w:t>
       </w:r>
-      <w:hyperlink r:id="rId76">
-        <w:r>
-          <w:rPr>
-            <w:lang w:val="pt_PT" w:bidi="pt_PT"/>
-          </w:rPr>
-          <w:rPr>
-            <w:color w:val="0000EE"/>
-            <w:u w:val="single"/>
-          </w:rPr>
-          <w:t>Lucas 18.19</w:t>
-        </w:r>
-      </w:hyperlink>
+      <w:r>
+        <w:rPr>
+          <w:lang w:val="pt_PT" w:bidi="pt_PT"/>
+        </w:rPr>
+        <w:t>Lucas 18.19</w:t>
+      </w:r>
       <w:r>
         <w:rPr>
           <w:lang w:val="pt_PT" w:bidi="pt_PT"/>
@@ -1825,90 +1429,60 @@
         </w:rPr>
         <w:t>O livro funciona dentro dos deveres básicos da fé de Israel do Antigo Testamento. Jó e todos os outros oradores levam a sério as ideias da aliança de bênção e maldição (</w:t>
       </w:r>
-      <w:hyperlink r:id="rId77">
-        <w:r>
-          <w:rPr>
-            <w:lang w:val="pt_PT" w:bidi="pt_PT"/>
-          </w:rPr>
-          <w:rPr>
-            <w:color w:val="0000EE"/>
-            <w:u w:val="single"/>
-          </w:rPr>
-          <w:t>Lv 26</w:t>
-        </w:r>
-      </w:hyperlink>
+      <w:r>
+        <w:rPr>
+          <w:lang w:val="pt_PT" w:bidi="pt_PT"/>
+        </w:rPr>
+        <w:t>Lv 26</w:t>
+      </w:r>
       <w:r>
         <w:rPr>
           <w:lang w:val="pt_PT" w:bidi="pt_PT"/>
         </w:rPr>
         <w:t xml:space="preserve">; </w:t>
       </w:r>
-      <w:hyperlink r:id="rId78">
-        <w:r>
-          <w:rPr>
-            <w:lang w:val="pt_PT" w:bidi="pt_PT"/>
-          </w:rPr>
-          <w:rPr>
-            <w:color w:val="0000EE"/>
-            <w:u w:val="single"/>
-          </w:rPr>
-          <w:t>Dt 28</w:t>
-        </w:r>
-      </w:hyperlink>
+      <w:r>
+        <w:rPr>
+          <w:lang w:val="pt_PT" w:bidi="pt_PT"/>
+        </w:rPr>
+        <w:t>Dt 28</w:t>
+      </w:r>
       <w:r>
         <w:rPr>
           <w:lang w:val="pt_PT" w:bidi="pt_PT"/>
         </w:rPr>
         <w:t>) e de semear e colher nesta vida (</w:t>
       </w:r>
-      <w:hyperlink r:id="rId79">
-        <w:r>
-          <w:rPr>
-            <w:lang w:val="pt_PT" w:bidi="pt_PT"/>
-          </w:rPr>
-          <w:rPr>
-            <w:color w:val="0000EE"/>
-            <w:u w:val="single"/>
-          </w:rPr>
-          <w:t>Sl 34.11–22</w:t>
-        </w:r>
-      </w:hyperlink>
+      <w:r>
+        <w:rPr>
+          <w:lang w:val="pt_PT" w:bidi="pt_PT"/>
+        </w:rPr>
+        <w:t>Sl 34.11–22</w:t>
+      </w:r>
       <w:r>
         <w:rPr>
           <w:lang w:val="pt_PT" w:bidi="pt_PT"/>
         </w:rPr>
         <w:t xml:space="preserve">; veja também </w:t>
       </w:r>
-      <w:hyperlink r:id="rId80">
-        <w:r>
-          <w:rPr>
-            <w:lang w:val="pt_PT" w:bidi="pt_PT"/>
-          </w:rPr>
-          <w:rPr>
-            <w:color w:val="0000EE"/>
-            <w:u w:val="single"/>
-          </w:rPr>
-          <w:t>Gl 6.7</w:t>
-        </w:r>
-      </w:hyperlink>
+      <w:r>
+        <w:rPr>
+          <w:lang w:val="pt_PT" w:bidi="pt_PT"/>
+        </w:rPr>
+        <w:t>Gl 6.7</w:t>
+      </w:r>
       <w:r>
         <w:rPr>
           <w:lang w:val="pt_PT" w:bidi="pt_PT"/>
         </w:rPr>
         <w:t xml:space="preserve">; </w:t>
       </w:r>
-      <w:hyperlink r:id="rId81">
-        <w:r>
-          <w:rPr>
-            <w:lang w:val="pt_PT" w:bidi="pt_PT"/>
-          </w:rPr>
-          <w:rPr>
-            <w:color w:val="0000EE"/>
-            <w:u w:val="single"/>
-          </w:rPr>
-          <w:t>1Pe 3.10</w:t>
-        </w:r>
-      </w:hyperlink>
+      <w:r>
+        <w:rPr>
+          <w:lang w:val="pt_PT" w:bidi="pt_PT"/>
+        </w:rPr>
+        <w:t>1Pe 3.10</w:t>
+      </w:r>
       <w:r>
         <w:rPr>
           <w:lang w:val="pt_PT" w:bidi="pt_PT"/>
@@ -1928,198 +1502,132 @@
         </w:rPr>
         <w:t xml:space="preserve">) de fora do escopo da revelação bíblica (p. ex., dualismo metafísico, tensões politeístas ou naturalismo materialista). Em vez disso, os oradores do livro exploram apenas as respostas bíblicas. Eles explicam o significado do sofrimento como (1) punição pelo pecado (p. ex., </w:t>
       </w:r>
-      <w:hyperlink r:id="rId82">
-        <w:r>
-          <w:rPr>
-            <w:lang w:val="pt_PT" w:bidi="pt_PT"/>
-          </w:rPr>
-          <w:rPr>
-            <w:color w:val="0000EE"/>
-            <w:u w:val="single"/>
-          </w:rPr>
-          <w:t>Jó 4.7–9</w:t>
-        </w:r>
-      </w:hyperlink>
+      <w:r>
+        <w:rPr>
+          <w:lang w:val="pt_PT" w:bidi="pt_PT"/>
+        </w:rPr>
+        <w:t>Jó 4.7–9</w:t>
+      </w:r>
       <w:r>
         <w:rPr>
           <w:lang w:val="pt_PT" w:bidi="pt_PT"/>
         </w:rPr>
         <w:t xml:space="preserve">); (2) a porção inevitável dos mortais, que tendem para o pecado (p. ex., </w:t>
       </w:r>
-      <w:hyperlink r:id="rId83">
-        <w:r>
-          <w:rPr>
-            <w:lang w:val="pt_PT" w:bidi="pt_PT"/>
-          </w:rPr>
-          <w:rPr>
-            <w:color w:val="0000EE"/>
-            <w:u w:val="single"/>
-          </w:rPr>
-          <w:t>15.14–16</w:t>
-        </w:r>
-      </w:hyperlink>
+      <w:r>
+        <w:rPr>
+          <w:lang w:val="pt_PT" w:bidi="pt_PT"/>
+        </w:rPr>
+        <w:t>15.14–16</w:t>
+      </w:r>
       <w:r>
         <w:rPr>
           <w:lang w:val="pt_PT" w:bidi="pt_PT"/>
         </w:rPr>
         <w:t xml:space="preserve">); (3) a disciplina de Deus (p. ex., </w:t>
       </w:r>
-      <w:hyperlink r:id="rId84">
-        <w:r>
-          <w:rPr>
-            <w:lang w:val="pt_PT" w:bidi="pt_PT"/>
-          </w:rPr>
-          <w:rPr>
-            <w:color w:val="0000EE"/>
-            <w:u w:val="single"/>
-          </w:rPr>
-          <w:t>5.17–18</w:t>
-        </w:r>
-      </w:hyperlink>
+      <w:r>
+        <w:rPr>
+          <w:lang w:val="pt_PT" w:bidi="pt_PT"/>
+        </w:rPr>
+        <w:t>5.17–18</w:t>
+      </w:r>
       <w:r>
         <w:rPr>
           <w:lang w:val="pt_PT" w:bidi="pt_PT"/>
         </w:rPr>
         <w:t xml:space="preserve">; </w:t>
       </w:r>
-      <w:hyperlink r:id="rId85">
-        <w:r>
-          <w:rPr>
-            <w:lang w:val="pt_PT" w:bidi="pt_PT"/>
-          </w:rPr>
-          <w:rPr>
-            <w:color w:val="0000EE"/>
-            <w:u w:val="single"/>
-          </w:rPr>
-          <w:t>33.15–28</w:t>
-        </w:r>
-      </w:hyperlink>
+      <w:r>
+        <w:rPr>
+          <w:lang w:val="pt_PT" w:bidi="pt_PT"/>
+        </w:rPr>
+        <w:t>33.15–28</w:t>
+      </w:r>
       <w:r>
         <w:rPr>
           <w:lang w:val="pt_PT" w:bidi="pt_PT"/>
         </w:rPr>
         <w:t xml:space="preserve">; </w:t>
       </w:r>
-      <w:hyperlink r:id="rId86">
-        <w:r>
-          <w:rPr>
-            <w:lang w:val="pt_PT" w:bidi="pt_PT"/>
-          </w:rPr>
-          <w:rPr>
-            <w:color w:val="0000EE"/>
-            <w:u w:val="single"/>
-          </w:rPr>
-          <w:t>36.8–15</w:t>
-        </w:r>
-      </w:hyperlink>
+      <w:r>
+        <w:rPr>
+          <w:lang w:val="pt_PT" w:bidi="pt_PT"/>
+        </w:rPr>
+        <w:t>36.8–15</w:t>
+      </w:r>
       <w:r>
         <w:rPr>
           <w:lang w:val="pt_PT" w:bidi="pt_PT"/>
         </w:rPr>
         <w:t xml:space="preserve">; veja </w:t>
       </w:r>
-      <w:hyperlink r:id="rId87">
-        <w:r>
-          <w:rPr>
-            <w:lang w:val="pt_PT" w:bidi="pt_PT"/>
-          </w:rPr>
-          <w:rPr>
-            <w:color w:val="0000EE"/>
-            <w:u w:val="single"/>
-          </w:rPr>
-          <w:t>Pv 3.11</w:t>
-        </w:r>
-      </w:hyperlink>
+      <w:r>
+        <w:rPr>
+          <w:lang w:val="pt_PT" w:bidi="pt_PT"/>
+        </w:rPr>
+        <w:t>Pv 3.11</w:t>
+      </w:r>
       <w:r>
         <w:rPr>
           <w:lang w:val="pt_PT" w:bidi="pt_PT"/>
         </w:rPr>
         <w:t xml:space="preserve">; </w:t>
       </w:r>
-      <w:hyperlink r:id="rId88">
-        <w:r>
-          <w:rPr>
-            <w:lang w:val="pt_PT" w:bidi="pt_PT"/>
-          </w:rPr>
-          <w:rPr>
-            <w:color w:val="0000EE"/>
-            <w:u w:val="single"/>
-          </w:rPr>
-          <w:t>Hb 12.2–13</w:t>
-        </w:r>
-      </w:hyperlink>
+      <w:r>
+        <w:rPr>
+          <w:lang w:val="pt_PT" w:bidi="pt_PT"/>
+        </w:rPr>
+        <w:t>Hb 12.2–13</w:t>
+      </w:r>
       <w:r>
         <w:rPr>
           <w:lang w:val="pt_PT" w:bidi="pt_PT"/>
         </w:rPr>
         <w:t xml:space="preserve">), (4) parte do misterioso plano de Deus (p. ex., </w:t>
       </w:r>
-      <w:hyperlink r:id="rId89">
-        <w:r>
-          <w:rPr>
-            <w:lang w:val="pt_PT" w:bidi="pt_PT"/>
-          </w:rPr>
-          <w:rPr>
-            <w:color w:val="0000EE"/>
-            <w:u w:val="single"/>
-          </w:rPr>
-          <w:t>Jó 11.7–8</w:t>
-        </w:r>
-      </w:hyperlink>
+      <w:r>
+        <w:rPr>
+          <w:lang w:val="pt_PT" w:bidi="pt_PT"/>
+        </w:rPr>
+        <w:t>Jó 11.7–8</w:t>
+      </w:r>
       <w:r>
         <w:rPr>
           <w:lang w:val="pt_PT" w:bidi="pt_PT"/>
         </w:rPr>
         <w:t xml:space="preserve">; </w:t>
       </w:r>
-      <w:hyperlink r:id="rId90">
-        <w:r>
-          <w:rPr>
-            <w:lang w:val="pt_PT" w:bidi="pt_PT"/>
-          </w:rPr>
-          <w:rPr>
-            <w:color w:val="0000EE"/>
-            <w:u w:val="single"/>
-          </w:rPr>
-          <w:t>37.19</w:t>
-        </w:r>
-      </w:hyperlink>
+      <w:r>
+        <w:rPr>
+          <w:lang w:val="pt_PT" w:bidi="pt_PT"/>
+        </w:rPr>
+        <w:t>37.19</w:t>
+      </w:r>
       <w:r>
         <w:rPr>
           <w:lang w:val="pt_PT" w:bidi="pt_PT"/>
         </w:rPr>
         <w:t xml:space="preserve">, </w:t>
       </w:r>
-      <w:hyperlink r:id="rId91">
-        <w:r>
-          <w:rPr>
-            <w:lang w:val="pt_PT" w:bidi="pt_PT"/>
-          </w:rPr>
-          <w:rPr>
-            <w:color w:val="0000EE"/>
-            <w:u w:val="single"/>
-          </w:rPr>
-          <w:t>23</w:t>
-        </w:r>
-      </w:hyperlink>
+      <w:r>
+        <w:rPr>
+          <w:lang w:val="pt_PT" w:bidi="pt_PT"/>
+        </w:rPr>
+        <w:t>23</w:t>
+      </w:r>
       <w:r>
         <w:rPr>
           <w:lang w:val="pt_PT" w:bidi="pt_PT"/>
         </w:rPr>
         <w:t xml:space="preserve">); ou (5) um teste imposto na terra para satisfazer um conflito celestial (p. ex., </w:t>
       </w:r>
-      <w:hyperlink r:id="rId92">
-        <w:r>
-          <w:rPr>
-            <w:lang w:val="pt_PT" w:bidi="pt_PT"/>
-          </w:rPr>
-          <w:rPr>
-            <w:color w:val="0000EE"/>
-            <w:u w:val="single"/>
-          </w:rPr>
-          <w:t>1.6–12</w:t>
-        </w:r>
-      </w:hyperlink>
+      <w:r>
+        <w:rPr>
+          <w:lang w:val="pt_PT" w:bidi="pt_PT"/>
+        </w:rPr>
+        <w:t>1.6–12</w:t>
+      </w:r>
       <w:r>
         <w:rPr>
           <w:lang w:val="pt_PT" w:bidi="pt_PT"/>
@@ -2168,18 +1676,12 @@
         </w:rPr>
         <w:t>O livro de Jó assim oferece uma imagem complexa de Deus. Ele poderia ter rejeitado a sugestão de Satanás, não tendo nada a provar; no entanto, ele escolheu permitir o teste, em última análise, demonstrando seu poder e causando a derrota de Satanás através do Jó humano. Deus nunca explica a Jó o que está acontecendo nos bastidores. Em vez disso, Deus desafia o direito de Jó de questionar a integridade da justiça divina (</w:t>
       </w:r>
-      <w:hyperlink r:id="rId93">
-        <w:r>
-          <w:rPr>
-            <w:lang w:val="pt_PT" w:bidi="pt_PT"/>
-          </w:rPr>
-          <w:rPr>
-            <w:color w:val="0000EE"/>
-            <w:u w:val="single"/>
-          </w:rPr>
-          <w:t>40.8</w:t>
-        </w:r>
-      </w:hyperlink>
+      <w:r>
+        <w:rPr>
+          <w:lang w:val="pt_PT" w:bidi="pt_PT"/>
+        </w:rPr>
+        <w:t>40.8</w:t>
+      </w:r>
       <w:r>
         <w:rPr>
           <w:lang w:val="pt_PT" w:bidi="pt_PT"/>
@@ -2200,18 +1702,12 @@
         </w:rPr>
         <w:t>A maneira de viver através de calamidades não é apenas manter uma postura resoluta e sem emoções, mas se ajoelhar reverentemente diante de Deus e confiar em sua bondade soberana. Em um dia de calamidade, os seres humanos podem responder a Deus adorando-o e reconhecendo a sabedoria e justiça de seus caminhos, independentemente de quão dura seja a dor ou sombria a confusão. Os propósitos santos de Deus para o sofrimento humano às vezes são ocultos. No final, Jó se aproxima de Deus por meio de seu sofrimento: “Antes eu só tinha ouvido falar a teu respeito, mas agora eu tenho te visto com meus próprios olhos” (</w:t>
       </w:r>
-      <w:hyperlink r:id="rId94">
-        <w:r>
-          <w:rPr>
-            <w:lang w:val="pt_PT" w:bidi="pt_PT"/>
-          </w:rPr>
-          <w:rPr>
-            <w:color w:val="0000EE"/>
-            <w:u w:val="single"/>
-          </w:rPr>
-          <w:t>42.5</w:t>
-        </w:r>
-      </w:hyperlink>
+      <w:r>
+        <w:rPr>
+          <w:lang w:val="pt_PT" w:bidi="pt_PT"/>
+        </w:rPr>
+        <w:t>42.5</w:t>
+      </w:r>
       <w:r>
         <w:rPr>
           <w:lang w:val="pt_PT" w:bidi="pt_PT"/>
